--- a/ind/docx/33.content.docx
+++ b/ind/docx/33.content.docx
@@ -231,19 +231,7 @@
         <w:rPr>
           <w:lang w:val="id_ID" w:bidi="id_ID"/>
         </w:rPr>
-        <w:t xml:space="preserve">Mikha mungkin merupakan bentuk pendek dari Mikhaya, yang berarti "Siapa yang seperti Tuhan?" • Moresyet adalah kota benteng yang terletak tidak jauh di tenggara Gat di perbukitan rendah di barat daya Yehuda. • Yotam, Ahas, dan Hizkia (lihat </w:t>
-      </w:r>
-      <w:r>
-        <w:rPr>
-          <w:lang w:val="id_ID" w:bidi="id_ID"/>
-        </w:rPr>
-        <w:t>Pendahuluan Kitab Mikha</w:t>
-      </w:r>
-      <w:r>
-        <w:rPr>
-          <w:lang w:val="id_ID" w:bidi="id_ID"/>
-        </w:rPr>
-        <w:t>, "Latar Belakang"): Masa pemerintahan ketiga raja ini mencakup sekitar 65 tahun secara keseluruhan (sekitar 750–686 SM). • Pesan Allah datang kepada Mikha melalui penglihatan. • Samaria dan Yerusalem adalah ibu kota Israel Utara dan Yehuda. Kadang-kadang nama kota ini dipakai untuk merujuk pada keseluruhan negeri, bukan hanya ibukotanya saja.</w:t>
+        <w:t>Mikha mungkin merupakan bentuk pendek dari Mikhaya, yang berarti "Siapa yang seperti Tuhan?" • Moresyet adalah kota benteng yang terletak tidak jauh di tenggara Gat di perbukitan rendah di barat daya Yehuda. • Yotam, Ahas, dan Hizkia (lihat Pendahuluan Kitab Mikha, "Latar Belakang"): Masa pemerintahan ketiga raja ini mencakup sekitar 65 tahun secara keseluruhan (sekitar 750–686 SM). • Pesan Allah datang kepada Mikha melalui penglihatan. • Samaria dan Yerusalem adalah ibu kota Israel Utara dan Yehuda. Kadang-kadang nama kota ini dipakai untuk merujuk pada keseluruhan negeri, bukan hanya ibukotanya saja.</w:t>
       </w:r>
       <w:r>
         <w:rPr>
